--- a/Cahier de Charge Chatbot Commercial.docx
+++ b/Cahier de Charge Chatbot Commercial.docx
@@ -1424,7 +1424,17 @@
           <w:sz w:val="28"/>
           <w:szCs w:val="28"/>
         </w:rPr>
-        <w:t>Quel est le prix du téléphone Samsung ?</w:t>
+        <w:t>Quel est le prix du téléphone Samsu</w:t>
+      </w:r>
+      <w:bookmarkStart w:id="0" w:name="_GoBack"/>
+      <w:bookmarkEnd w:id="0"/>
+      <w:r>
+        <w:rPr>
+          <w:rFonts w:hint="default" w:ascii="Times New Roman" w:hAnsi="Times New Roman" w:cs="Times New Roman"/>
+          <w:sz w:val="28"/>
+          <w:szCs w:val="28"/>
+        </w:rPr>
+        <w:t>ng ?</w:t>
       </w:r>
     </w:p>
     <w:p>
@@ -3111,7 +3121,7 @@
                 <w:vertAlign w:val="baseline"/>
                 <w:lang w:val="fr-FR"/>
               </w:rPr>
-              <w:t>Analystes(Redacteur du cahier de charge)</w:t>
+              <w:t>Analystes(Rédacteur du cahier de charge)</w:t>
             </w:r>
           </w:p>
         </w:tc>
@@ -3935,6 +3945,10 @@
             <w:insideH w:val="single" w:color="auto" w:sz="4" w:space="0"/>
             <w:insideV w:val="single" w:color="auto" w:sz="4" w:space="0"/>
           </w:tblBorders>
+          <w:tblCellMar>
+            <w:left w:w="108" w:type="dxa"/>
+            <w:right w:w="108" w:type="dxa"/>
+          </w:tblCellMar>
         </w:tblPrEx>
         <w:tc>
           <w:tcPr>
@@ -4116,7 +4130,7 @@
                 <w:vertAlign w:val="baseline"/>
                 <w:lang w:val="fr-FR"/>
               </w:rPr>
-              <w:t>Etude de Faisabilite</w:t>
+              <w:t>Étude de Faisabilité</w:t>
             </w:r>
           </w:p>
         </w:tc>
@@ -5100,8 +5114,6 @@
           <w:lang w:val="fr-FR"/>
         </w:rPr>
       </w:pPr>
-      <w:bookmarkStart w:id="0" w:name="_GoBack"/>
-      <w:bookmarkEnd w:id="0"/>
     </w:p>
     <w:p>
       <w:pPr>

--- a/Cahier de Charge Chatbot Commercial.docx
+++ b/Cahier de Charge Chatbot Commercial.docx
@@ -367,8 +367,8 @@
           <w:rFonts w:hint="default" w:ascii="Times New Roman" w:hAnsi="Times New Roman" w:cs="Times New Roman"/>
           <w:b/>
           <w:bCs/>
-          <w:sz w:val="32"/>
-          <w:szCs w:val="32"/>
+          <w:sz w:val="36"/>
+          <w:szCs w:val="36"/>
           <w:lang w:val="fr-FR"/>
         </w:rPr>
       </w:pPr>
@@ -381,41 +381,13 @@
           <w:szCs w:val="32"/>
           <w:lang w:val="fr-FR"/>
         </w:rPr>
-        <w:t>NDOUAMI Lucka</w:t>
-      </w:r>
-    </w:p>
-    <w:p>
-      <w:pPr>
-        <w:numPr>
-          <w:ilvl w:val="0"/>
-          <w:numId w:val="1"/>
-        </w:numPr>
-        <w:ind w:left="420" w:leftChars="0" w:hanging="420" w:firstLineChars="0"/>
-        <w:jc w:val="left"/>
-        <w:rPr>
-          <w:rFonts w:hint="default" w:ascii="Times New Roman" w:hAnsi="Times New Roman" w:cs="Times New Roman"/>
-          <w:b/>
-          <w:bCs/>
-          <w:sz w:val="36"/>
-          <w:szCs w:val="36"/>
-          <w:lang w:val="fr-FR"/>
-        </w:rPr>
-      </w:pPr>
-      <w:r>
-        <w:rPr>
-          <w:rFonts w:hint="default" w:ascii="Times New Roman" w:hAnsi="Times New Roman" w:cs="Times New Roman"/>
-          <w:b/>
-          <w:bCs/>
-          <w:sz w:val="32"/>
-          <w:szCs w:val="32"/>
-          <w:lang w:val="fr-FR"/>
-        </w:rPr>
         <w:t>SITOU Christ</w:t>
       </w:r>
     </w:p>
     <w:p>
       <w:pPr>
         <w:numPr>
+          <w:ilvl w:val="0"/>
           <w:numId w:val="0"/>
         </w:numPr>
         <w:ind w:leftChars="0"/>
@@ -476,6 +448,7 @@
     <w:p>
       <w:pPr>
         <w:numPr>
+          <w:ilvl w:val="0"/>
           <w:numId w:val="0"/>
         </w:numPr>
         <w:jc w:val="both"/>
@@ -746,6 +719,7 @@
       <w:pPr>
         <w:pStyle w:val="10"/>
         <w:numPr>
+          <w:ilvl w:val="0"/>
           <w:numId w:val="0"/>
         </w:numPr>
         <w:spacing w:after="200"/>
@@ -788,6 +762,7 @@
       <w:pPr>
         <w:pStyle w:val="10"/>
         <w:numPr>
+          <w:ilvl w:val="0"/>
           <w:numId w:val="0"/>
         </w:numPr>
         <w:spacing w:after="200"/>
@@ -818,6 +793,7 @@
       <w:pPr>
         <w:pStyle w:val="10"/>
         <w:numPr>
+          <w:ilvl w:val="0"/>
           <w:numId w:val="0"/>
         </w:numPr>
         <w:spacing w:after="200"/>
@@ -861,6 +837,7 @@
       <w:pPr>
         <w:pStyle w:val="10"/>
         <w:numPr>
+          <w:ilvl w:val="0"/>
           <w:numId w:val="0"/>
         </w:numPr>
         <w:spacing w:after="200"/>
@@ -1017,6 +994,7 @@
       <w:pPr>
         <w:pStyle w:val="10"/>
         <w:numPr>
+          <w:ilvl w:val="0"/>
           <w:numId w:val="0"/>
         </w:numPr>
         <w:spacing w:after="200"/>
@@ -1424,17 +1402,7 @@
           <w:sz w:val="28"/>
           <w:szCs w:val="28"/>
         </w:rPr>
-        <w:t>Quel est le prix du téléphone Samsu</w:t>
-      </w:r>
-      <w:bookmarkStart w:id="0" w:name="_GoBack"/>
-      <w:bookmarkEnd w:id="0"/>
-      <w:r>
-        <w:rPr>
-          <w:rFonts w:hint="default" w:ascii="Times New Roman" w:hAnsi="Times New Roman" w:cs="Times New Roman"/>
-          <w:sz w:val="28"/>
-          <w:szCs w:val="28"/>
-        </w:rPr>
-        <w:t>ng ?</w:t>
+        <w:t>Quel est le prix du téléphone Samsung ?</w:t>
       </w:r>
     </w:p>
     <w:p>
@@ -2451,6 +2419,7 @@
         <w:keepLines w:val="0"/>
         <w:widowControl/>
         <w:numPr>
+          <w:ilvl w:val="0"/>
           <w:numId w:val="0"/>
         </w:numPr>
         <w:suppressLineNumbers w:val="0"/>
@@ -2497,6 +2466,7 @@
         <w:keepLines w:val="0"/>
         <w:widowControl/>
         <w:numPr>
+          <w:ilvl w:val="0"/>
           <w:numId w:val="0"/>
         </w:numPr>
         <w:suppressLineNumbers w:val="0"/>
@@ -2543,6 +2513,7 @@
         <w:keepLines w:val="0"/>
         <w:widowControl/>
         <w:numPr>
+          <w:ilvl w:val="0"/>
           <w:numId w:val="0"/>
         </w:numPr>
         <w:suppressLineNumbers w:val="0"/>
@@ -2589,6 +2560,7 @@
         <w:keepLines w:val="0"/>
         <w:widowControl/>
         <w:numPr>
+          <w:ilvl w:val="0"/>
           <w:numId w:val="0"/>
         </w:numPr>
         <w:suppressLineNumbers w:val="0"/>
@@ -2635,6 +2607,7 @@
         <w:keepLines w:val="0"/>
         <w:widowControl/>
         <w:numPr>
+          <w:ilvl w:val="0"/>
           <w:numId w:val="0"/>
         </w:numPr>
         <w:suppressLineNumbers w:val="0"/>
@@ -2751,6 +2724,7 @@
         <w:keepLines w:val="0"/>
         <w:widowControl/>
         <w:numPr>
+          <w:ilvl w:val="0"/>
           <w:numId w:val="0"/>
         </w:numPr>
         <w:suppressLineNumbers w:val="0"/>
@@ -2785,6 +2759,7 @@
         <w:keepLines w:val="0"/>
         <w:widowControl/>
         <w:numPr>
+          <w:ilvl w:val="0"/>
           <w:numId w:val="0"/>
         </w:numPr>
         <w:suppressLineNumbers w:val="0"/>
@@ -2849,6 +2824,7 @@
     </w:p>
     <w:tbl>
       <w:tblPr>
+        <w:tblStyle w:val="9"/>
         <w:tblW w:w="0" w:type="auto"/>
         <w:tblInd w:w="0" w:type="dxa"/>
         <w:tblBorders>
@@ -2861,7 +2837,9 @@
         </w:tblBorders>
         <w:tblLayout w:type="autofit"/>
         <w:tblCellMar>
+          <w:top w:w="0" w:type="dxa"/>
           <w:left w:w="108" w:type="dxa"/>
+          <w:bottom w:w="0" w:type="dxa"/>
           <w:right w:w="108" w:type="dxa"/>
         </w:tblCellMar>
       </w:tblPr>
@@ -2880,7 +2858,9 @@
             <w:insideV w:val="single" w:color="auto" w:sz="4" w:space="0"/>
           </w:tblBorders>
           <w:tblCellMar>
+            <w:top w:w="0" w:type="dxa"/>
             <w:left w:w="108" w:type="dxa"/>
+            <w:bottom w:w="0" w:type="dxa"/>
             <w:right w:w="108" w:type="dxa"/>
           </w:tblCellMar>
         </w:tblPrEx>
@@ -2895,6 +2875,7 @@
               <w:keepLines w:val="0"/>
               <w:widowControl/>
               <w:numPr>
+                <w:ilvl w:val="0"/>
                 <w:numId w:val="0"/>
               </w:numPr>
               <w:suppressLineNumbers w:val="0"/>
@@ -2936,6 +2917,7 @@
               <w:keepLines w:val="0"/>
               <w:widowControl/>
               <w:numPr>
+                <w:ilvl w:val="0"/>
                 <w:numId w:val="0"/>
               </w:numPr>
               <w:suppressLineNumbers w:val="0"/>
@@ -2979,7 +2961,9 @@
             <w:insideV w:val="single" w:color="auto" w:sz="4" w:space="0"/>
           </w:tblBorders>
           <w:tblCellMar>
+            <w:top w:w="0" w:type="dxa"/>
             <w:left w:w="108" w:type="dxa"/>
+            <w:bottom w:w="0" w:type="dxa"/>
             <w:right w:w="108" w:type="dxa"/>
           </w:tblCellMar>
         </w:tblPrEx>
@@ -2994,6 +2978,7 @@
               <w:keepLines w:val="0"/>
               <w:widowControl/>
               <w:numPr>
+                <w:ilvl w:val="0"/>
                 <w:numId w:val="0"/>
               </w:numPr>
               <w:suppressLineNumbers w:val="0"/>
@@ -3036,6 +3021,7 @@
               <w:keepLines w:val="0"/>
               <w:widowControl/>
               <w:numPr>
+                <w:ilvl w:val="0"/>
                 <w:numId w:val="0"/>
               </w:numPr>
               <w:suppressLineNumbers w:val="0"/>
@@ -3079,7 +3065,9 @@
             <w:insideV w:val="single" w:color="auto" w:sz="4" w:space="0"/>
           </w:tblBorders>
           <w:tblCellMar>
+            <w:top w:w="0" w:type="dxa"/>
             <w:left w:w="108" w:type="dxa"/>
+            <w:bottom w:w="0" w:type="dxa"/>
             <w:right w:w="108" w:type="dxa"/>
           </w:tblCellMar>
         </w:tblPrEx>
@@ -3094,6 +3082,7 @@
               <w:keepLines w:val="0"/>
               <w:widowControl/>
               <w:numPr>
+                <w:ilvl w:val="0"/>
                 <w:numId w:val="0"/>
               </w:numPr>
               <w:suppressLineNumbers w:val="0"/>
@@ -3136,6 +3125,7 @@
               <w:keepLines w:val="0"/>
               <w:widowControl/>
               <w:numPr>
+                <w:ilvl w:val="0"/>
                 <w:numId w:val="0"/>
               </w:numPr>
               <w:suppressLineNumbers w:val="0"/>
@@ -3173,6 +3163,7 @@
               <w:keepLines w:val="0"/>
               <w:widowControl/>
               <w:numPr>
+                <w:ilvl w:val="0"/>
                 <w:numId w:val="0"/>
               </w:numPr>
               <w:suppressLineNumbers w:val="0"/>
@@ -3210,6 +3201,7 @@
               <w:keepLines w:val="0"/>
               <w:widowControl/>
               <w:numPr>
+                <w:ilvl w:val="0"/>
                 <w:numId w:val="0"/>
               </w:numPr>
               <w:suppressLineNumbers w:val="0"/>
@@ -3247,6 +3239,7 @@
               <w:keepLines w:val="0"/>
               <w:widowControl/>
               <w:numPr>
+                <w:ilvl w:val="0"/>
                 <w:numId w:val="0"/>
               </w:numPr>
               <w:suppressLineNumbers w:val="0"/>
@@ -3290,7 +3283,9 @@
             <w:insideV w:val="single" w:color="auto" w:sz="4" w:space="0"/>
           </w:tblBorders>
           <w:tblCellMar>
+            <w:top w:w="0" w:type="dxa"/>
             <w:left w:w="108" w:type="dxa"/>
+            <w:bottom w:w="0" w:type="dxa"/>
             <w:right w:w="108" w:type="dxa"/>
           </w:tblCellMar>
         </w:tblPrEx>
@@ -3305,6 +3300,7 @@
               <w:keepLines w:val="0"/>
               <w:widowControl/>
               <w:numPr>
+                <w:ilvl w:val="0"/>
                 <w:numId w:val="0"/>
               </w:numPr>
               <w:suppressLineNumbers w:val="0"/>
@@ -3347,6 +3343,7 @@
               <w:keepLines w:val="0"/>
               <w:widowControl/>
               <w:numPr>
+                <w:ilvl w:val="0"/>
                 <w:numId w:val="0"/>
               </w:numPr>
               <w:suppressLineNumbers w:val="0"/>
@@ -3384,6 +3381,7 @@
               <w:keepLines w:val="0"/>
               <w:widowControl/>
               <w:numPr>
+                <w:ilvl w:val="0"/>
                 <w:numId w:val="0"/>
               </w:numPr>
               <w:suppressLineNumbers w:val="0"/>
@@ -3421,6 +3419,7 @@
               <w:keepLines w:val="0"/>
               <w:widowControl/>
               <w:numPr>
+                <w:ilvl w:val="0"/>
                 <w:numId w:val="0"/>
               </w:numPr>
               <w:suppressLineNumbers w:val="0"/>
@@ -3437,19 +3436,6 @@
                 <w:lang w:val="fr-FR"/>
               </w:rPr>
             </w:pPr>
-            <w:r>
-              <w:rPr>
-                <w:rFonts w:hint="default" w:ascii="Times New Roman" w:hAnsi="Times New Roman" w:cs="Times New Roman"/>
-                <w:b/>
-                <w:bCs/>
-                <w:sz w:val="28"/>
-                <w:szCs w:val="28"/>
-                <w:u w:val="none"/>
-                <w:vertAlign w:val="baseline"/>
-                <w:lang w:val="fr-FR"/>
-              </w:rPr>
-              <w:t>NDOUAMI Lucka</w:t>
-            </w:r>
           </w:p>
         </w:tc>
       </w:tr>
@@ -3464,7 +3450,9 @@
             <w:insideV w:val="single" w:color="auto" w:sz="4" w:space="0"/>
           </w:tblBorders>
           <w:tblCellMar>
+            <w:top w:w="0" w:type="dxa"/>
             <w:left w:w="108" w:type="dxa"/>
+            <w:bottom w:w="0" w:type="dxa"/>
             <w:right w:w="108" w:type="dxa"/>
           </w:tblCellMar>
         </w:tblPrEx>
@@ -3479,6 +3467,7 @@
               <w:keepLines w:val="0"/>
               <w:widowControl/>
               <w:numPr>
+                <w:ilvl w:val="0"/>
                 <w:numId w:val="0"/>
               </w:numPr>
               <w:suppressLineNumbers w:val="0"/>
@@ -3521,6 +3510,7 @@
               <w:keepLines w:val="0"/>
               <w:widowControl/>
               <w:numPr>
+                <w:ilvl w:val="0"/>
                 <w:numId w:val="0"/>
               </w:numPr>
               <w:suppressLineNumbers w:val="0"/>
@@ -3558,6 +3548,7 @@
               <w:keepLines w:val="0"/>
               <w:widowControl/>
               <w:numPr>
+                <w:ilvl w:val="0"/>
                 <w:numId w:val="0"/>
               </w:numPr>
               <w:suppressLineNumbers w:val="0"/>
@@ -3595,6 +3586,7 @@
               <w:keepLines w:val="0"/>
               <w:widowControl/>
               <w:numPr>
+                <w:ilvl w:val="0"/>
                 <w:numId w:val="0"/>
               </w:numPr>
               <w:suppressLineNumbers w:val="0"/>
@@ -3632,6 +3624,7 @@
               <w:keepLines w:val="0"/>
               <w:widowControl/>
               <w:numPr>
+                <w:ilvl w:val="0"/>
                 <w:numId w:val="0"/>
               </w:numPr>
               <w:suppressLineNumbers w:val="0"/>
@@ -3675,7 +3668,9 @@
             <w:insideV w:val="single" w:color="auto" w:sz="4" w:space="0"/>
           </w:tblBorders>
           <w:tblCellMar>
+            <w:top w:w="0" w:type="dxa"/>
             <w:left w:w="108" w:type="dxa"/>
+            <w:bottom w:w="0" w:type="dxa"/>
             <w:right w:w="108" w:type="dxa"/>
           </w:tblCellMar>
         </w:tblPrEx>
@@ -3690,6 +3685,7 @@
               <w:keepLines w:val="0"/>
               <w:widowControl/>
               <w:numPr>
+                <w:ilvl w:val="0"/>
                 <w:numId w:val="0"/>
               </w:numPr>
               <w:suppressLineNumbers w:val="0"/>
@@ -3732,6 +3728,7 @@
               <w:keepLines w:val="0"/>
               <w:widowControl/>
               <w:numPr>
+                <w:ilvl w:val="0"/>
                 <w:numId w:val="0"/>
               </w:numPr>
               <w:suppressLineNumbers w:val="0"/>
@@ -3769,6 +3766,7 @@
               <w:keepLines w:val="0"/>
               <w:widowControl/>
               <w:numPr>
+                <w:ilvl w:val="0"/>
                 <w:numId w:val="0"/>
               </w:numPr>
               <w:suppressLineNumbers w:val="0"/>
@@ -3785,43 +3783,8 @@
                 <w:lang w:val="fr-FR"/>
               </w:rPr>
             </w:pPr>
-            <w:r>
-              <w:rPr>
-                <w:rFonts w:hint="default" w:ascii="Times New Roman" w:hAnsi="Times New Roman" w:cs="Times New Roman"/>
-                <w:b/>
-                <w:bCs/>
-                <w:sz w:val="28"/>
-                <w:szCs w:val="28"/>
-                <w:u w:val="none"/>
-                <w:vertAlign w:val="baseline"/>
-                <w:lang w:val="fr-FR"/>
-              </w:rPr>
-              <w:t>NDOUAMI Lucka</w:t>
-            </w:r>
-          </w:p>
-          <w:p>
-            <w:pPr>
-              <w:pStyle w:val="8"/>
-              <w:keepNext w:val="0"/>
-              <w:keepLines w:val="0"/>
-              <w:widowControl/>
-              <w:numPr>
-                <w:numId w:val="0"/>
-              </w:numPr>
-              <w:suppressLineNumbers w:val="0"/>
-              <w:ind w:right="0" w:rightChars="0"/>
-              <w:jc w:val="center"/>
-              <w:rPr>
-                <w:rFonts w:hint="default" w:ascii="Times New Roman" w:hAnsi="Times New Roman" w:cs="Times New Roman"/>
-                <w:b/>
-                <w:bCs/>
-                <w:sz w:val="28"/>
-                <w:szCs w:val="28"/>
-                <w:u w:val="none"/>
-                <w:vertAlign w:val="baseline"/>
-                <w:lang w:val="fr-FR"/>
-              </w:rPr>
-            </w:pPr>
+            <w:bookmarkStart w:id="0" w:name="_GoBack"/>
+            <w:bookmarkEnd w:id="0"/>
             <w:r>
               <w:rPr>
                 <w:rFonts w:hint="default" w:ascii="Times New Roman" w:hAnsi="Times New Roman" w:cs="Times New Roman"/>
@@ -3843,6 +3806,7 @@
               <w:keepLines w:val="0"/>
               <w:widowControl/>
               <w:numPr>
+                <w:ilvl w:val="0"/>
                 <w:numId w:val="0"/>
               </w:numPr>
               <w:suppressLineNumbers w:val="0"/>
@@ -3914,6 +3878,7 @@
     </w:p>
     <w:tbl>
       <w:tblPr>
+        <w:tblStyle w:val="9"/>
         <w:tblW w:w="0" w:type="auto"/>
         <w:tblInd w:w="0" w:type="dxa"/>
         <w:tblBorders>
@@ -3926,7 +3891,9 @@
         </w:tblBorders>
         <w:tblLayout w:type="autofit"/>
         <w:tblCellMar>
+          <w:top w:w="0" w:type="dxa"/>
           <w:left w:w="108" w:type="dxa"/>
+          <w:bottom w:w="0" w:type="dxa"/>
           <w:right w:w="108" w:type="dxa"/>
         </w:tblCellMar>
       </w:tblPr>
@@ -3946,7 +3913,9 @@
             <w:insideV w:val="single" w:color="auto" w:sz="4" w:space="0"/>
           </w:tblBorders>
           <w:tblCellMar>
+            <w:top w:w="0" w:type="dxa"/>
             <w:left w:w="108" w:type="dxa"/>
+            <w:bottom w:w="0" w:type="dxa"/>
             <w:right w:w="108" w:type="dxa"/>
           </w:tblCellMar>
         </w:tblPrEx>
@@ -3961,6 +3930,7 @@
               <w:keepLines w:val="0"/>
               <w:widowControl/>
               <w:numPr>
+                <w:ilvl w:val="0"/>
                 <w:numId w:val="0"/>
               </w:numPr>
               <w:suppressLineNumbers w:val="0"/>
@@ -4003,6 +3973,7 @@
               <w:keepLines w:val="0"/>
               <w:widowControl/>
               <w:numPr>
+                <w:ilvl w:val="0"/>
                 <w:numId w:val="0"/>
               </w:numPr>
               <w:suppressLineNumbers w:val="0"/>
@@ -4045,6 +4016,7 @@
               <w:keepLines w:val="0"/>
               <w:widowControl/>
               <w:numPr>
+                <w:ilvl w:val="0"/>
                 <w:numId w:val="0"/>
               </w:numPr>
               <w:suppressLineNumbers w:val="0"/>
@@ -4088,7 +4060,9 @@
             <w:insideV w:val="single" w:color="auto" w:sz="4" w:space="0"/>
           </w:tblBorders>
           <w:tblCellMar>
+            <w:top w:w="0" w:type="dxa"/>
             <w:left w:w="108" w:type="dxa"/>
+            <w:bottom w:w="0" w:type="dxa"/>
             <w:right w:w="108" w:type="dxa"/>
           </w:tblCellMar>
         </w:tblPrEx>
@@ -4103,6 +4077,7 @@
               <w:keepLines w:val="0"/>
               <w:widowControl/>
               <w:numPr>
+                <w:ilvl w:val="0"/>
                 <w:numId w:val="0"/>
               </w:numPr>
               <w:suppressLineNumbers w:val="0"/>
@@ -4145,6 +4120,7 @@
               <w:keepLines w:val="0"/>
               <w:widowControl/>
               <w:numPr>
+                <w:ilvl w:val="0"/>
                 <w:numId w:val="0"/>
               </w:numPr>
               <w:suppressLineNumbers w:val="0"/>
@@ -4187,6 +4163,7 @@
               <w:keepLines w:val="0"/>
               <w:widowControl/>
               <w:numPr>
+                <w:ilvl w:val="0"/>
                 <w:numId w:val="0"/>
               </w:numPr>
               <w:suppressLineNumbers w:val="0"/>
@@ -4230,7 +4207,9 @@
             <w:insideV w:val="single" w:color="auto" w:sz="4" w:space="0"/>
           </w:tblBorders>
           <w:tblCellMar>
+            <w:top w:w="0" w:type="dxa"/>
             <w:left w:w="108" w:type="dxa"/>
+            <w:bottom w:w="0" w:type="dxa"/>
             <w:right w:w="108" w:type="dxa"/>
           </w:tblCellMar>
         </w:tblPrEx>
@@ -4245,6 +4224,7 @@
               <w:keepLines w:val="0"/>
               <w:widowControl/>
               <w:numPr>
+                <w:ilvl w:val="0"/>
                 <w:numId w:val="0"/>
               </w:numPr>
               <w:suppressLineNumbers w:val="0"/>
@@ -4287,6 +4267,7 @@
               <w:keepLines w:val="0"/>
               <w:widowControl/>
               <w:numPr>
+                <w:ilvl w:val="0"/>
                 <w:numId w:val="0"/>
               </w:numPr>
               <w:suppressLineNumbers w:val="0"/>
@@ -4329,6 +4310,7 @@
               <w:keepLines w:val="0"/>
               <w:widowControl/>
               <w:numPr>
+                <w:ilvl w:val="0"/>
                 <w:numId w:val="0"/>
               </w:numPr>
               <w:suppressLineNumbers w:val="0"/>
@@ -4372,7 +4354,9 @@
             <w:insideV w:val="single" w:color="auto" w:sz="4" w:space="0"/>
           </w:tblBorders>
           <w:tblCellMar>
+            <w:top w:w="0" w:type="dxa"/>
             <w:left w:w="108" w:type="dxa"/>
+            <w:bottom w:w="0" w:type="dxa"/>
             <w:right w:w="108" w:type="dxa"/>
           </w:tblCellMar>
         </w:tblPrEx>
@@ -4387,6 +4371,7 @@
               <w:keepLines w:val="0"/>
               <w:widowControl/>
               <w:numPr>
+                <w:ilvl w:val="0"/>
                 <w:numId w:val="0"/>
               </w:numPr>
               <w:suppressLineNumbers w:val="0"/>
@@ -4429,6 +4414,7 @@
               <w:keepLines w:val="0"/>
               <w:widowControl/>
               <w:numPr>
+                <w:ilvl w:val="0"/>
                 <w:numId w:val="0"/>
               </w:numPr>
               <w:suppressLineNumbers w:val="0"/>
@@ -4471,6 +4457,7 @@
               <w:keepLines w:val="0"/>
               <w:widowControl/>
               <w:numPr>
+                <w:ilvl w:val="0"/>
                 <w:numId w:val="0"/>
               </w:numPr>
               <w:suppressLineNumbers w:val="0"/>
@@ -4514,7 +4501,9 @@
             <w:insideV w:val="single" w:color="auto" w:sz="4" w:space="0"/>
           </w:tblBorders>
           <w:tblCellMar>
+            <w:top w:w="0" w:type="dxa"/>
             <w:left w:w="108" w:type="dxa"/>
+            <w:bottom w:w="0" w:type="dxa"/>
             <w:right w:w="108" w:type="dxa"/>
           </w:tblCellMar>
         </w:tblPrEx>
@@ -4529,6 +4518,7 @@
               <w:keepLines w:val="0"/>
               <w:widowControl/>
               <w:numPr>
+                <w:ilvl w:val="0"/>
                 <w:numId w:val="0"/>
               </w:numPr>
               <w:suppressLineNumbers w:val="0"/>
@@ -4571,6 +4561,7 @@
               <w:keepLines w:val="0"/>
               <w:widowControl/>
               <w:numPr>
+                <w:ilvl w:val="0"/>
                 <w:numId w:val="0"/>
               </w:numPr>
               <w:suppressLineNumbers w:val="0"/>
@@ -4613,6 +4604,7 @@
               <w:keepLines w:val="0"/>
               <w:widowControl/>
               <w:numPr>
+                <w:ilvl w:val="0"/>
                 <w:numId w:val="0"/>
               </w:numPr>
               <w:suppressLineNumbers w:val="0"/>
@@ -4656,7 +4648,9 @@
             <w:insideV w:val="single" w:color="auto" w:sz="4" w:space="0"/>
           </w:tblBorders>
           <w:tblCellMar>
+            <w:top w:w="0" w:type="dxa"/>
             <w:left w:w="108" w:type="dxa"/>
+            <w:bottom w:w="0" w:type="dxa"/>
             <w:right w:w="108" w:type="dxa"/>
           </w:tblCellMar>
         </w:tblPrEx>
@@ -4671,6 +4665,7 @@
               <w:keepLines w:val="0"/>
               <w:widowControl/>
               <w:numPr>
+                <w:ilvl w:val="0"/>
                 <w:numId w:val="0"/>
               </w:numPr>
               <w:suppressLineNumbers w:val="0"/>
@@ -4713,6 +4708,7 @@
               <w:keepLines w:val="0"/>
               <w:widowControl/>
               <w:numPr>
+                <w:ilvl w:val="0"/>
                 <w:numId w:val="0"/>
               </w:numPr>
               <w:suppressLineNumbers w:val="0"/>
@@ -4755,6 +4751,7 @@
               <w:keepLines w:val="0"/>
               <w:widowControl/>
               <w:numPr>
+                <w:ilvl w:val="0"/>
                 <w:numId w:val="0"/>
               </w:numPr>
               <w:suppressLineNumbers w:val="0"/>
@@ -4798,7 +4795,9 @@
             <w:insideV w:val="single" w:color="auto" w:sz="4" w:space="0"/>
           </w:tblBorders>
           <w:tblCellMar>
+            <w:top w:w="0" w:type="dxa"/>
             <w:left w:w="108" w:type="dxa"/>
+            <w:bottom w:w="0" w:type="dxa"/>
             <w:right w:w="108" w:type="dxa"/>
           </w:tblCellMar>
         </w:tblPrEx>
@@ -4813,6 +4812,7 @@
               <w:keepLines w:val="0"/>
               <w:widowControl/>
               <w:numPr>
+                <w:ilvl w:val="0"/>
                 <w:numId w:val="0"/>
               </w:numPr>
               <w:suppressLineNumbers w:val="0"/>
@@ -4855,6 +4855,7 @@
               <w:keepLines w:val="0"/>
               <w:widowControl/>
               <w:numPr>
+                <w:ilvl w:val="0"/>
                 <w:numId w:val="0"/>
               </w:numPr>
               <w:suppressLineNumbers w:val="0"/>
@@ -4897,6 +4898,7 @@
               <w:keepLines w:val="0"/>
               <w:widowControl/>
               <w:numPr>
+                <w:ilvl w:val="0"/>
                 <w:numId w:val="0"/>
               </w:numPr>
               <w:suppressLineNumbers w:val="0"/>
@@ -4940,7 +4942,9 @@
             <w:insideV w:val="single" w:color="auto" w:sz="4" w:space="0"/>
           </w:tblBorders>
           <w:tblCellMar>
+            <w:top w:w="0" w:type="dxa"/>
             <w:left w:w="108" w:type="dxa"/>
+            <w:bottom w:w="0" w:type="dxa"/>
             <w:right w:w="108" w:type="dxa"/>
           </w:tblCellMar>
         </w:tblPrEx>
@@ -4955,6 +4959,7 @@
               <w:keepLines w:val="0"/>
               <w:widowControl/>
               <w:numPr>
+                <w:ilvl w:val="0"/>
                 <w:numId w:val="0"/>
               </w:numPr>
               <w:suppressLineNumbers w:val="0"/>
@@ -4997,6 +5002,7 @@
               <w:keepLines w:val="0"/>
               <w:widowControl/>
               <w:numPr>
+                <w:ilvl w:val="0"/>
                 <w:numId w:val="0"/>
               </w:numPr>
               <w:suppressLineNumbers w:val="0"/>
@@ -5039,6 +5045,7 @@
               <w:keepLines w:val="0"/>
               <w:widowControl/>
               <w:numPr>
+                <w:ilvl w:val="0"/>
                 <w:numId w:val="0"/>
               </w:numPr>
               <w:suppressLineNumbers w:val="0"/>
@@ -5079,6 +5086,7 @@
         <w:keepLines w:val="0"/>
         <w:widowControl/>
         <w:numPr>
+          <w:ilvl w:val="0"/>
           <w:numId w:val="0"/>
         </w:numPr>
         <w:suppressLineNumbers w:val="0"/>
@@ -5099,6 +5107,7 @@
       <w:pPr>
         <w:pStyle w:val="10"/>
         <w:numPr>
+          <w:ilvl w:val="0"/>
           <w:numId w:val="0"/>
         </w:numPr>
         <w:spacing w:after="200"/>
@@ -5119,6 +5128,7 @@
       <w:pPr>
         <w:pStyle w:val="10"/>
         <w:numPr>
+          <w:ilvl w:val="0"/>
           <w:numId w:val="0"/>
         </w:numPr>
         <w:spacing w:after="200"/>
@@ -5134,6 +5144,7 @@
     <w:p>
       <w:pPr>
         <w:numPr>
+          <w:ilvl w:val="0"/>
           <w:numId w:val="0"/>
         </w:numPr>
         <w:ind w:leftChars="0" w:firstLine="708" w:firstLineChars="0"/>
